--- a/docs/Технический_паспорт_Новый.docx
+++ b/docs/Технический_паспорт_Новый.docx
@@ -577,7 +577,8 @@
         </w:p>
         <w:p>
           <w:pPr>
-            <w:pStyle w:val="9"/>
+            <w:pStyle w:val="11"/>
+            <w:ind w:left="360"/>
             <w:tabs>
               <w:tab w:val="right" w:leader="dot" w:pos="9026"/>
             </w:tabs>
@@ -588,7 +589,7 @@
               <w:rPr>
                 <w:rStyle w:val="Hyperlink"/>
               </w:rPr>
-              <w:t>8. Тревоги (ISA-18.2)</w:t>
+              <w:t>7.3. Температурный контроль оборудования и маслоснабжение</w:t>
             </w:r>
             <w:r>
               <w:tab/>
@@ -623,7 +624,7 @@
               <w:rPr>
                 <w:rStyle w:val="Hyperlink"/>
               </w:rPr>
-              <w:t>9. Безопасность и доступ</w:t>
+              <w:t>8. Тревоги (ISA-18.2)</w:t>
             </w:r>
             <w:r>
               <w:tab/>
@@ -638,7 +639,7 @@
               <w:fldChar w:fldCharType="separate"/>
             </w:r>
             <w:r>
-              <w:t>8</w:t>
+              <w:t>7</w:t>
             </w:r>
             <w:r>
               <w:fldChar w:fldCharType="end"/>
@@ -658,7 +659,7 @@
               <w:rPr>
                 <w:rStyle w:val="Hyperlink"/>
               </w:rPr>
-              <w:t>10. Веб-интерфейс (HMI)</w:t>
+              <w:t>9. Безопасность и доступ</w:t>
             </w:r>
             <w:r>
               <w:tab/>
@@ -673,7 +674,7 @@
               <w:fldChar w:fldCharType="separate"/>
             </w:r>
             <w:r>
-              <w:t>8</w:t>
+              <w:t>9</w:t>
             </w:r>
             <w:r>
               <w:fldChar w:fldCharType="end"/>
@@ -693,7 +694,7 @@
               <w:rPr>
                 <w:rStyle w:val="Hyperlink"/>
               </w:rPr>
-              <w:t>11. Программные интерфейсы</w:t>
+              <w:t>10. Веб-интерфейс (HMI)</w:t>
             </w:r>
             <w:r>
               <w:tab/>
@@ -708,7 +709,7 @@
               <w:fldChar w:fldCharType="separate"/>
             </w:r>
             <w:r>
-              <w:t>10</w:t>
+              <w:t>9</w:t>
             </w:r>
             <w:r>
               <w:fldChar w:fldCharType="end"/>
@@ -728,7 +729,7 @@
               <w:rPr>
                 <w:rStyle w:val="Hyperlink"/>
               </w:rPr>
-              <w:t>12. Среда эксплуатации и характеристики</w:t>
+              <w:t>11. Программные интерфейсы</w:t>
             </w:r>
             <w:r>
               <w:tab/>
@@ -743,7 +744,7 @@
               <w:fldChar w:fldCharType="separate"/>
             </w:r>
             <w:r>
-              <w:t>10</w:t>
+              <w:t>11</w:t>
             </w:r>
             <w:r>
               <w:fldChar w:fldCharType="end"/>
@@ -763,7 +764,7 @@
               <w:rPr>
                 <w:rStyle w:val="Hyperlink"/>
               </w:rPr>
-              <w:t>13. Комплектность поставки</w:t>
+              <w:t>12. Среда эксплуатации и характеристики</w:t>
             </w:r>
             <w:r>
               <w:tab/>
@@ -798,7 +799,7 @@
               <w:rPr>
                 <w:rStyle w:val="Hyperlink"/>
               </w:rPr>
-              <w:t>14. Методика испытаний и критерии приёмки</w:t>
+              <w:t>13. Комплектность поставки</w:t>
             </w:r>
             <w:r>
               <w:tab/>
@@ -813,7 +814,7 @@
               <w:fldChar w:fldCharType="separate"/>
             </w:r>
             <w:r>
-              <w:t>11</w:t>
+              <w:t>12</w:t>
             </w:r>
             <w:r>
               <w:fldChar w:fldCharType="end"/>
@@ -833,6 +834,41 @@
               <w:rPr>
                 <w:rStyle w:val="Hyperlink"/>
               </w:rPr>
+              <w:t>14. Методика испытаний и критерии приёмки</w:t>
+            </w:r>
+            <w:r>
+              <w:tab/>
+            </w:r>
+            <w:r>
+              <w:fldChar w:fldCharType="begin"/>
+            </w:r>
+            <w:r>
+              <w:instrText xml:space="preserve"> PAGEREF _Toc100016 \h </w:instrText>
+            </w:r>
+            <w:r>
+              <w:fldChar w:fldCharType="separate"/>
+            </w:r>
+            <w:r>
+              <w:t>12</w:t>
+            </w:r>
+            <w:r>
+              <w:fldChar w:fldCharType="end"/>
+            </w:r>
+          </w:hyperlink>
+        </w:p>
+        <w:p>
+          <w:pPr>
+            <w:pStyle w:val="9"/>
+            <w:tabs>
+              <w:tab w:val="right" w:leader="dot" w:pos="9026"/>
+            </w:tabs>
+            <w:spacing w:before="120" w:after="60"/>
+          </w:pPr>
+          <w:hyperlink w:anchor="_Toc100017" w:history="1">
+            <w:r>
+              <w:rPr>
+                <w:rStyle w:val="Hyperlink"/>
+              </w:rPr>
               <w:t>15. Используемые стандарты и литература</w:t>
             </w:r>
             <w:r>
@@ -842,13 +878,13 @@
               <w:fldChar w:fldCharType="begin"/>
             </w:r>
             <w:r>
-              <w:instrText xml:space="preserve"> PAGEREF _Toc100016 \h </w:instrText>
+              <w:instrText xml:space="preserve"> PAGEREF _Toc100017 \h </w:instrText>
             </w:r>
             <w:r>
               <w:fldChar w:fldCharType="separate"/>
             </w:r>
             <w:r>
-              <w:t>12</w:t>
+              <w:t>13</w:t>
             </w:r>
             <w:r>
               <w:fldChar w:fldCharType="end"/>
@@ -3096,7 +3132,7 @@
           <w:sz w:val="24"/>
           <w:szCs w:val="24"/>
         </w:rPr>
-        <w:t xml:space="preserve">Реестр системы содержит 6 технологических активов и 43 тега: 28 входных измерений, 7 выходных позиций (актуаторов) и 8 расчётных (виртуальных) показателей. Идентификация тегов выполняется по ISA-5.1: FI — расход, EI — мощность, LI — уровень, AI — анализ, QI — дозирование, DI — плотность, XI — гранулометрия, PI — давление, MI — влажность, WI — массовый расход, SI — запас, TIT — температура; AFI/AFC/AFT — содержание металла по потокам (XRF); HC/FC/LC — позиции управления.</w:t>
+        <w:t xml:space="preserve">Реестр системы содержит 7 технологических активов и 49 тегов: 33 входных измерения, 8 выходных позиций (актуаторов) и 8 расчётных (виртуальных) показателей. Идентификация тегов выполняется по ISA-5.1: FI — расход, EI — мощность, LI — уровень, AI — анализ, QI — дозирование, DI — плотность, XI — гранулометрия, PI — давление, MI — влажность, WI — массовый расход, SI — запас, TIT — температура; AFI/AFC/AFT — содержание металла по потокам (XRF); HC/FC/LC — позиции управления.</w:t>
       </w:r>
     </w:p>
     <w:p>
@@ -3869,6 +3905,123 @@
                 <w:sz w:val="20"/>
                 <w:szCs w:val="20"/>
               </w:rPr>
+              <w:t xml:space="preserve">plant.lubrication</w:t>
+            </w:r>
+          </w:p>
+        </w:tc>
+        <w:tc>
+          <w:tcPr>
+            <w:tcW w:type="pct" w:w="42%"/>
+            <w:tcMar>
+              <w:top w:type="dxa" w:w="60"/>
+              <w:left w:type="dxa" w:w="120"/>
+              <w:bottom w:type="dxa" w:w="60"/>
+              <w:right w:type="dxa" w:w="120"/>
+            </w:tcMar>
+            <w:vAlign w:val="center"/>
+          </w:tcPr>
+          <w:p>
+            <w:pPr>
+              <w:spacing w:line="276"/>
+            </w:pPr>
+            <w:r>
+              <w:rPr>
+                <w:rFonts w:ascii="Times New Roman" w:hAnsi="Times New Roman"/>
+                <w:b w:val="false"/>
+                <w:bCs w:val="false"/>
+                <w:color w:val="1A2332"/>
+                <w:sz w:val="20"/>
+                <w:szCs w:val="20"/>
+              </w:rPr>
+              <w:t xml:space="preserve">Маслоснабжение (станция смазки)</w:t>
+            </w:r>
+          </w:p>
+        </w:tc>
+        <w:tc>
+          <w:tcPr>
+            <w:tcW w:type="pct" w:w="20%"/>
+            <w:tcMar>
+              <w:top w:type="dxa" w:w="60"/>
+              <w:left w:type="dxa" w:w="120"/>
+              <w:bottom w:type="dxa" w:w="60"/>
+              <w:right w:type="dxa" w:w="120"/>
+            </w:tcMar>
+            <w:vAlign w:val="center"/>
+          </w:tcPr>
+          <w:p>
+            <w:pPr>
+              <w:spacing w:line="276"/>
+            </w:pPr>
+            <w:r>
+              <w:rPr>
+                <w:rFonts w:ascii="Times New Roman" w:hAnsi="Times New Roman"/>
+                <w:b w:val="false"/>
+                <w:bCs w:val="false"/>
+                <w:color w:val="1A2332"/>
+                <w:sz w:val="20"/>
+                <w:szCs w:val="20"/>
+              </w:rPr>
+              <w:t xml:space="preserve">Вспомогательные</w:t>
+            </w:r>
+          </w:p>
+        </w:tc>
+        <w:tc>
+          <w:tcPr>
+            <w:tcW w:type="pct" w:w="16%"/>
+            <w:tcMar>
+              <w:top w:type="dxa" w:w="60"/>
+              <w:left w:type="dxa" w:w="120"/>
+              <w:bottom w:type="dxa" w:w="60"/>
+              <w:right w:type="dxa" w:w="120"/>
+            </w:tcMar>
+            <w:vAlign w:val="center"/>
+          </w:tcPr>
+          <w:p>
+            <w:pPr>
+              <w:spacing w:line="276"/>
+            </w:pPr>
+            <w:r>
+              <w:rPr>
+                <w:rFonts w:ascii="Times New Roman" w:hAnsi="Times New Roman"/>
+                <w:b w:val="false"/>
+                <w:bCs w:val="false"/>
+                <w:color w:val="1A2332"/>
+                <w:sz w:val="20"/>
+                <w:szCs w:val="20"/>
+              </w:rPr>
+              <w:t xml:space="preserve">high</w:t>
+            </w:r>
+          </w:p>
+        </w:tc>
+      </w:tr>
+      <w:tr>
+        <w:trPr>
+          <w:cantSplit/>
+        </w:trPr>
+        <w:tc>
+          <w:tcPr>
+            <w:tcW w:type="pct" w:w="22%"/>
+            <w:tcMar>
+              <w:top w:type="dxa" w:w="60"/>
+              <w:left w:type="dxa" w:w="120"/>
+              <w:bottom w:type="dxa" w:w="60"/>
+              <w:right w:type="dxa" w:w="120"/>
+            </w:tcMar>
+            <w:vAlign w:val="center"/>
+          </w:tcPr>
+          <w:p>
+            <w:pPr>
+              <w:spacing w:line="276"/>
+            </w:pPr>
+            <w:r>
+              <w:rPr>
+                <w:rFonts w:ascii="Times New Roman" w:hAnsi="Times New Roman"/>
+                <w:b w:val="false"/>
+                <w:bCs w:val="false"/>
+                <w:color w:val="1A2332"/>
+                <w:sz w:val="20"/>
+                <w:szCs w:val="20"/>
+              </w:rPr>
               <w:t xml:space="preserve">plant.metallurgy</w:t>
             </w:r>
           </w:p>
@@ -3972,7 +4125,7 @@
           <w:sz w:val="24"/>
           <w:szCs w:val="24"/>
         </w:rPr>
-        <w:t xml:space="preserve">Для каждого тега заданы единица измерения, инженерная шкала (минимум/максимум), период опроса 1 с и критичность. Виртуальные теги рассчитываются модулем металлургии каждые 5 с: calc_epsilon, calc_gamma, calc_upgrade, calc_pull, calc_balance_err, calc_q_collector, calc_bond_kwt, calc_cl_pct.</w:t>
+        <w:t xml:space="preserve">Для каждого тега заданы единица измерения, инженерная шкала (минимум/максимум), период опроса 1 с и критичность. Каждое основное оборудование оснащено датчиком температуры (ti101 — подшипник дробилки, ti201 — подшипник мельницы, ti301 — пульпа флотации, ti401 — привод гребкового устройства, ti501 — вакуум-насос); позиция клапана маслостанции ho101 — выходной тег. Виртуальные теги рассчитываются модулем металлургии каждые 5 с: calc_epsilon, calc_gamma, calc_upgrade, calc_pull, calc_balance_err, calc_q_collector, calc_bond_kwt, calc_cl_pct.</w:t>
       </w:r>
     </w:p>
     <w:p>
@@ -4011,7 +4164,7 @@
           <w:sz w:val="24"/>
           <w:szCs w:val="24"/>
         </w:rPr>
-        <w:t xml:space="preserve">Опрос Modbus TCP: функция 4 (input registers, 28 датчиков) и функция 3 (holding registers, 7 актуаторов — обратная связь позиции), период 1 с, unit-id 1, big-endian, масштабные коэффициенты на тег.</w:t>
+        <w:t xml:space="preserve">Опрос Modbus TCP: функция 4 (input registers, 33 датчика) и функция 3 (holding registers, 8 актуаторов — обратная связь позиции), период 1 с, unit-id 1, big-endian, масштабные коэффициенты на тег.</w:t>
       </w:r>
     </w:p>
     <w:p>
@@ -6215,6 +6368,179 @@
           </w:p>
         </w:tc>
       </w:tr>
+      <w:tr>
+        <w:trPr>
+          <w:cantSplit/>
+        </w:trPr>
+        <w:tc>
+          <w:tcPr>
+            <w:tcW w:type="pct" w:w="10%"/>
+            <w:tcMar>
+              <w:top w:type="dxa" w:w="60"/>
+              <w:left w:type="dxa" w:w="120"/>
+              <w:bottom w:type="dxa" w:w="60"/>
+              <w:right w:type="dxa" w:w="120"/>
+            </w:tcMar>
+            <w:vAlign w:val="center"/>
+          </w:tcPr>
+          <w:p>
+            <w:pPr>
+              <w:spacing w:line="276"/>
+            </w:pPr>
+            <w:r>
+              <w:rPr>
+                <w:rFonts w:ascii="Times New Roman" w:hAnsi="Times New Roman"/>
+                <w:b w:val="false"/>
+                <w:bCs w:val="false"/>
+                <w:color w:val="1A2332"/>
+                <w:sz w:val="20"/>
+                <w:szCs w:val="20"/>
+              </w:rPr>
+              <w:t xml:space="preserve">tic201</w:t>
+            </w:r>
+          </w:p>
+        </w:tc>
+        <w:tc>
+          <w:tcPr>
+            <w:tcW w:type="pct" w:w="26%"/>
+            <w:tcMar>
+              <w:top w:type="dxa" w:w="60"/>
+              <w:left w:type="dxa" w:w="120"/>
+              <w:bottom w:type="dxa" w:w="60"/>
+              <w:right w:type="dxa" w:w="120"/>
+            </w:tcMar>
+            <w:vAlign w:val="center"/>
+          </w:tcPr>
+          <w:p>
+            <w:pPr>
+              <w:spacing w:line="276"/>
+            </w:pPr>
+            <w:r>
+              <w:rPr>
+                <w:rFonts w:ascii="Times New Roman" w:hAnsi="Times New Roman"/>
+                <w:b w:val="false"/>
+                <w:bCs w:val="false"/>
+                <w:color w:val="1A2332"/>
+                <w:sz w:val="20"/>
+                <w:szCs w:val="20"/>
+              </w:rPr>
+              <w:t xml:space="preserve">Температура подшипника мельницы</w:t>
+            </w:r>
+          </w:p>
+        </w:tc>
+        <w:tc>
+          <w:tcPr>
+            <w:tcW w:type="pct" w:w="14%"/>
+            <w:tcMar>
+              <w:top w:type="dxa" w:w="60"/>
+              <w:left w:type="dxa" w:w="120"/>
+              <w:bottom w:type="dxa" w:w="60"/>
+              <w:right w:type="dxa" w:w="120"/>
+            </w:tcMar>
+            <w:vAlign w:val="center"/>
+          </w:tcPr>
+          <w:p>
+            <w:pPr>
+              <w:spacing w:line="276"/>
+            </w:pPr>
+            <w:r>
+              <w:rPr>
+                <w:rFonts w:ascii="Times New Roman" w:hAnsi="Times New Roman"/>
+                <w:b w:val="false"/>
+                <w:bCs w:val="false"/>
+                <w:color w:val="1A2332"/>
+                <w:sz w:val="20"/>
+                <w:szCs w:val="20"/>
+              </w:rPr>
+              <w:t xml:space="preserve">ti201, °C</w:t>
+            </w:r>
+          </w:p>
+        </w:tc>
+        <w:tc>
+          <w:tcPr>
+            <w:tcW w:type="pct" w:w="14%"/>
+            <w:tcMar>
+              <w:top w:type="dxa" w:w="60"/>
+              <w:left w:type="dxa" w:w="120"/>
+              <w:bottom w:type="dxa" w:w="60"/>
+              <w:right w:type="dxa" w:w="120"/>
+            </w:tcMar>
+            <w:vAlign w:val="center"/>
+          </w:tcPr>
+          <w:p>
+            <w:pPr>
+              <w:spacing w:line="276"/>
+            </w:pPr>
+            <w:r>
+              <w:rPr>
+                <w:rFonts w:ascii="Times New Roman" w:hAnsi="Times New Roman"/>
+                <w:b w:val="false"/>
+                <w:bCs w:val="false"/>
+                <w:color w:val="1A2332"/>
+                <w:sz w:val="20"/>
+                <w:szCs w:val="20"/>
+              </w:rPr>
+              <w:t xml:space="preserve">ho101 (клапан масла), %</w:t>
+            </w:r>
+          </w:p>
+        </w:tc>
+        <w:tc>
+          <w:tcPr>
+            <w:tcW w:type="pct" w:w="20%"/>
+            <w:tcMar>
+              <w:top w:type="dxa" w:w="60"/>
+              <w:left w:type="dxa" w:w="120"/>
+              <w:bottom w:type="dxa" w:w="60"/>
+              <w:right w:type="dxa" w:w="120"/>
+            </w:tcMar>
+            <w:vAlign w:val="center"/>
+          </w:tcPr>
+          <w:p>
+            <w:pPr>
+              <w:spacing w:line="276"/>
+            </w:pPr>
+            <w:r>
+              <w:rPr>
+                <w:rFonts w:ascii="Times New Roman" w:hAnsi="Times New Roman"/>
+                <w:b w:val="false"/>
+                <w:bCs w:val="false"/>
+                <w:color w:val="1A2332"/>
+                <w:sz w:val="20"/>
+                <w:szCs w:val="20"/>
+              </w:rPr>
+              <w:t xml:space="preserve">55 (40–70)</w:t>
+            </w:r>
+          </w:p>
+        </w:tc>
+        <w:tc>
+          <w:tcPr>
+            <w:tcW w:type="pct" w:w="16%"/>
+            <w:tcMar>
+              <w:top w:type="dxa" w:w="60"/>
+              <w:left w:type="dxa" w:w="120"/>
+              <w:bottom w:type="dxa" w:w="60"/>
+              <w:right w:type="dxa" w:w="120"/>
+            </w:tcMar>
+            <w:vAlign w:val="center"/>
+          </w:tcPr>
+          <w:p>
+            <w:pPr>
+              <w:spacing w:line="276"/>
+            </w:pPr>
+            <w:r>
+              <w:rPr>
+                <w:rFonts w:ascii="Times New Roman" w:hAnsi="Times New Roman"/>
+                <w:b w:val="false"/>
+                <w:bCs w:val="false"/>
+                <w:color w:val="1A2332"/>
+                <w:sz w:val="20"/>
+                <w:szCs w:val="20"/>
+              </w:rPr>
+              <w:t xml:space="preserve">−3,0 / −1,0</w:t>
+            </w:r>
+          </w:p>
+        </w:tc>
+      </w:tr>
     </w:tbl>
     <w:p>
       <w:pPr>
@@ -6229,7 +6555,7 @@
           <w:sz w:val="24"/>
           <w:szCs w:val="24"/>
         </w:rPr>
-        <w:t xml:space="preserve">Отрицательные коэффициенты соответствуют прямой динамике объекта при стандартной форме ошибки e = SP − PV (рост измеренного значения требует роста воздействия). Значения настраек — стартовые, подтверждаемые стендовыми испытаниями. Контур phc301 выделен отдельным типом ph и исполняет собственную логику (см. п. 7.2). В демонстрационном стенде отдельный канал pH-дозатора не эмулируется, поэтому PV контура phc301 остаётся без данных — контур отображается в интерфейсе и доступен для настройки.</w:t>
+        <w:t xml:space="preserve">Отрицательные коэффициенты соответствуют прямой динамике объекта при стандартной форме ошибки e = SP − PV (рост измеренного значения требует роста воздействия). Значения настраек — стартовые, подтверждаемые стендовыми испытаниями. Контуры phc301 и tic201 выделены отдельными типами (ph и temp) и исполняют собственную логику (см. п. 7.2–7.3). В демонстрационном стенде отдельный канал pH-дозатора не эмулируется, поэтому PV контура phc301 остаётся без данных — контур отображается в интерфейсе и доступен для настройки.</w:t>
       </w:r>
     </w:p>
     <w:p>
@@ -6466,10 +6792,61 @@
     </w:p>
     <w:p>
       <w:pPr>
+        <w:pStyle w:val="Heading2"/>
+        <w:spacing w:after="120" w:before="280" w:line="312"/>
+      </w:pPr>
+      <w:bookmarkStart w:id="100009" w:name="_Toc100009"/>
+      <w:r>
+        <w:rPr>
+          <w:rFonts w:ascii="Times New Roman" w:hAnsi="Times New Roman"/>
+          <w:b/>
+          <w:bCs/>
+          <w:color w:val="0F172A"/>
+          <w:sz w:val="28"/>
+          <w:szCs w:val="28"/>
+        </w:rPr>
+        <w:t xml:space="preserve">7.3. Температурный контроль оборудования и маслоснабжение</w:t>
+      </w:r>
+      <w:bookmarkEnd w:id="100009"/>
+    </w:p>
+    <w:p>
+      <w:pPr>
+        <w:spacing w:after="100" w:line="312"/>
+        <w:ind w:firstLine="709"/>
+        <w:jc w:val="both"/>
+      </w:pPr>
+      <w:r>
+        <w:rPr>
+          <w:rFonts w:ascii="Times New Roman" w:hAnsi="Times New Roman"/>
+          <w:color w:val="1A2332"/>
+          <w:sz w:val="24"/>
+          <w:szCs w:val="24"/>
+        </w:rPr>
+        <w:t xml:space="preserve">Пять датчиков температуры (ti101, ti201, ti301, ti401, ti501) контролируют тепловое состояние дробилки, мельницы, флотации, гребкового устройства и вакуум-насоса. Оборудование охлаждается общей маслостанцией: позиция её клапана ho101 — выход контура tic201 (ПИД по температуре подшипника мельницы, уставка 55 °C, диапазон 40–70 °C).</w:t>
+      </w:r>
+    </w:p>
+    <w:p>
+      <w:pPr>
+        <w:spacing w:after="100" w:line="312"/>
+        <w:ind w:firstLine="709"/>
+        <w:jc w:val="both"/>
+      </w:pPr>
+      <w:r>
+        <w:rPr>
+          <w:rFonts w:ascii="Times New Roman" w:hAnsi="Times New Roman"/>
+          <w:color w:val="1A2332"/>
+          <w:sz w:val="24"/>
+          <w:szCs w:val="24"/>
+        </w:rPr>
+        <w:t xml:space="preserve">Над стандартным ПИД действует температурный интерлок (безопасность по IEC 61511): при достижении PV порога 75 °C контур принудительно переводится в АВТО, клапан масла открывается на 100 % (аварийный залив) независимо от режима оператора и поднимается критическая тревога temp_interlock. Залив удерживается, пока температура не остынет ниже 70 °C (гистерезис 5 °C), после чего контур возвращается оператору в ручной режим с удержанием клапана. Порог настраивается в контуре (temp_interlock).</w:t>
+      </w:r>
+    </w:p>
+    <w:p>
+      <w:pPr>
         <w:pStyle w:val="Heading1"/>
         <w:spacing w:after="160" w:before="400" w:line="312"/>
       </w:pPr>
-      <w:bookmarkStart w:id="100009" w:name="_Toc100009"/>
+      <w:bookmarkStart w:id="100010" w:name="_Toc100010"/>
       <w:r>
         <w:rPr>
           <w:rFonts w:ascii="Times New Roman" w:hAnsi="Times New Roman"/>
@@ -6481,7 +6858,7 @@
         </w:rPr>
         <w:t xml:space="preserve">8. Тревоги (ISA-18.2)</w:t>
       </w:r>
-      <w:bookmarkEnd w:id="100009"/>
+      <w:bookmarkEnd w:id="100010"/>
     </w:p>
     <w:p>
       <w:pPr>
@@ -7004,6 +7381,731 @@
                 <w:sz w:val="20"/>
                 <w:szCs w:val="20"/>
               </w:rPr>
+              <w:t xml:space="preserve">ti101</w:t>
+            </w:r>
+          </w:p>
+        </w:tc>
+        <w:tc>
+          <w:tcPr>
+            <w:tcW w:type="pct" w:w="20%"/>
+            <w:tcMar>
+              <w:top w:type="dxa" w:w="60"/>
+              <w:left w:type="dxa" w:w="120"/>
+              <w:bottom w:type="dxa" w:w="60"/>
+              <w:right w:type="dxa" w:w="120"/>
+            </w:tcMar>
+            <w:vAlign w:val="center"/>
+          </w:tcPr>
+          <w:p>
+            <w:pPr>
+              <w:spacing w:line="276"/>
+            </w:pPr>
+            <w:r>
+              <w:rPr>
+                <w:rFonts w:ascii="Times New Roman" w:hAnsi="Times New Roman"/>
+                <w:b w:val="false"/>
+                <w:bCs w:val="false"/>
+                <w:color w:val="1A2332"/>
+                <w:sz w:val="20"/>
+                <w:szCs w:val="20"/>
+              </w:rPr>
+              <w:t xml:space="preserve">—</w:t>
+            </w:r>
+          </w:p>
+        </w:tc>
+        <w:tc>
+          <w:tcPr>
+            <w:tcW w:type="pct" w:w="20%"/>
+            <w:tcMar>
+              <w:top w:type="dxa" w:w="60"/>
+              <w:left w:type="dxa" w:w="120"/>
+              <w:bottom w:type="dxa" w:w="60"/>
+              <w:right w:type="dxa" w:w="120"/>
+            </w:tcMar>
+            <w:vAlign w:val="center"/>
+          </w:tcPr>
+          <w:p>
+            <w:pPr>
+              <w:spacing w:line="276"/>
+            </w:pPr>
+            <w:r>
+              <w:rPr>
+                <w:rFonts w:ascii="Times New Roman" w:hAnsi="Times New Roman"/>
+                <w:b w:val="false"/>
+                <w:bCs w:val="false"/>
+                <w:color w:val="1A2332"/>
+                <w:sz w:val="20"/>
+                <w:szCs w:val="20"/>
+              </w:rPr>
+              <w:t xml:space="preserve">45 / 55</w:t>
+            </w:r>
+          </w:p>
+        </w:tc>
+        <w:tc>
+          <w:tcPr>
+            <w:tcW w:type="pct" w:w="16%"/>
+            <w:tcMar>
+              <w:top w:type="dxa" w:w="60"/>
+              <w:left w:type="dxa" w:w="120"/>
+              <w:bottom w:type="dxa" w:w="60"/>
+              <w:right w:type="dxa" w:w="120"/>
+            </w:tcMar>
+            <w:vAlign w:val="center"/>
+          </w:tcPr>
+          <w:p>
+            <w:pPr>
+              <w:spacing w:line="276"/>
+            </w:pPr>
+            <w:r>
+              <w:rPr>
+                <w:rFonts w:ascii="Times New Roman" w:hAnsi="Times New Roman"/>
+                <w:b w:val="false"/>
+                <w:bCs w:val="false"/>
+                <w:color w:val="1A2332"/>
+                <w:sz w:val="20"/>
+                <w:szCs w:val="20"/>
+              </w:rPr>
+              <w:t xml:space="preserve">высокий</w:t>
+            </w:r>
+          </w:p>
+        </w:tc>
+        <w:tc>
+          <w:tcPr>
+            <w:tcW w:type="pct" w:w="32%"/>
+            <w:tcMar>
+              <w:top w:type="dxa" w:w="60"/>
+              <w:left w:type="dxa" w:w="120"/>
+              <w:bottom w:type="dxa" w:w="60"/>
+              <w:right w:type="dxa" w:w="120"/>
+            </w:tcMar>
+            <w:vAlign w:val="center"/>
+          </w:tcPr>
+          <w:p>
+            <w:pPr>
+              <w:spacing w:line="276"/>
+            </w:pPr>
+            <w:r>
+              <w:rPr>
+                <w:rFonts w:ascii="Times New Roman" w:hAnsi="Times New Roman"/>
+                <w:b w:val="false"/>
+                <w:bCs w:val="false"/>
+                <w:color w:val="1A2332"/>
+                <w:sz w:val="20"/>
+                <w:szCs w:val="20"/>
+              </w:rPr>
+              <w:t xml:space="preserve">Перегрев подшипника дробилки</w:t>
+            </w:r>
+          </w:p>
+        </w:tc>
+      </w:tr>
+      <w:tr>
+        <w:trPr>
+          <w:cantSplit/>
+        </w:trPr>
+        <w:tc>
+          <w:tcPr>
+            <w:tcW w:type="pct" w:w="12%"/>
+            <w:tcMar>
+              <w:top w:type="dxa" w:w="60"/>
+              <w:left w:type="dxa" w:w="120"/>
+              <w:bottom w:type="dxa" w:w="60"/>
+              <w:right w:type="dxa" w:w="120"/>
+            </w:tcMar>
+            <w:vAlign w:val="center"/>
+          </w:tcPr>
+          <w:p>
+            <w:pPr>
+              <w:spacing w:line="276"/>
+            </w:pPr>
+            <w:r>
+              <w:rPr>
+                <w:rFonts w:ascii="Times New Roman" w:hAnsi="Times New Roman"/>
+                <w:b w:val="false"/>
+                <w:bCs w:val="false"/>
+                <w:color w:val="1A2332"/>
+                <w:sz w:val="20"/>
+                <w:szCs w:val="20"/>
+              </w:rPr>
+              <w:t xml:space="preserve">ti201</w:t>
+            </w:r>
+          </w:p>
+        </w:tc>
+        <w:tc>
+          <w:tcPr>
+            <w:tcW w:type="pct" w:w="20%"/>
+            <w:tcMar>
+              <w:top w:type="dxa" w:w="60"/>
+              <w:left w:type="dxa" w:w="120"/>
+              <w:bottom w:type="dxa" w:w="60"/>
+              <w:right w:type="dxa" w:w="120"/>
+            </w:tcMar>
+            <w:vAlign w:val="center"/>
+          </w:tcPr>
+          <w:p>
+            <w:pPr>
+              <w:spacing w:line="276"/>
+            </w:pPr>
+            <w:r>
+              <w:rPr>
+                <w:rFonts w:ascii="Times New Roman" w:hAnsi="Times New Roman"/>
+                <w:b w:val="false"/>
+                <w:bCs w:val="false"/>
+                <w:color w:val="1A2332"/>
+                <w:sz w:val="20"/>
+                <w:szCs w:val="20"/>
+              </w:rPr>
+              <w:t xml:space="preserve">—</w:t>
+            </w:r>
+          </w:p>
+        </w:tc>
+        <w:tc>
+          <w:tcPr>
+            <w:tcW w:type="pct" w:w="20%"/>
+            <w:tcMar>
+              <w:top w:type="dxa" w:w="60"/>
+              <w:left w:type="dxa" w:w="120"/>
+              <w:bottom w:type="dxa" w:w="60"/>
+              <w:right w:type="dxa" w:w="120"/>
+            </w:tcMar>
+            <w:vAlign w:val="center"/>
+          </w:tcPr>
+          <w:p>
+            <w:pPr>
+              <w:spacing w:line="276"/>
+            </w:pPr>
+            <w:r>
+              <w:rPr>
+                <w:rFonts w:ascii="Times New Roman" w:hAnsi="Times New Roman"/>
+                <w:b w:val="false"/>
+                <w:bCs w:val="false"/>
+                <w:color w:val="1A2332"/>
+                <w:sz w:val="20"/>
+                <w:szCs w:val="20"/>
+              </w:rPr>
+              <w:t xml:space="preserve">70 / 78</w:t>
+            </w:r>
+          </w:p>
+        </w:tc>
+        <w:tc>
+          <w:tcPr>
+            <w:tcW w:type="pct" w:w="16%"/>
+            <w:tcMar>
+              <w:top w:type="dxa" w:w="60"/>
+              <w:left w:type="dxa" w:w="120"/>
+              <w:bottom w:type="dxa" w:w="60"/>
+              <w:right w:type="dxa" w:w="120"/>
+            </w:tcMar>
+            <w:vAlign w:val="center"/>
+          </w:tcPr>
+          <w:p>
+            <w:pPr>
+              <w:spacing w:line="276"/>
+            </w:pPr>
+            <w:r>
+              <w:rPr>
+                <w:rFonts w:ascii="Times New Roman" w:hAnsi="Times New Roman"/>
+                <w:b w:val="false"/>
+                <w:bCs w:val="false"/>
+                <w:color w:val="1A2332"/>
+                <w:sz w:val="20"/>
+                <w:szCs w:val="20"/>
+              </w:rPr>
+              <w:t xml:space="preserve">критический</w:t>
+            </w:r>
+          </w:p>
+        </w:tc>
+        <w:tc>
+          <w:tcPr>
+            <w:tcW w:type="pct" w:w="32%"/>
+            <w:tcMar>
+              <w:top w:type="dxa" w:w="60"/>
+              <w:left w:type="dxa" w:w="120"/>
+              <w:bottom w:type="dxa" w:w="60"/>
+              <w:right w:type="dxa" w:w="120"/>
+            </w:tcMar>
+            <w:vAlign w:val="center"/>
+          </w:tcPr>
+          <w:p>
+            <w:pPr>
+              <w:spacing w:line="276"/>
+            </w:pPr>
+            <w:r>
+              <w:rPr>
+                <w:rFonts w:ascii="Times New Roman" w:hAnsi="Times New Roman"/>
+                <w:b w:val="false"/>
+                <w:bCs w:val="false"/>
+                <w:color w:val="1A2332"/>
+                <w:sz w:val="20"/>
+                <w:szCs w:val="20"/>
+              </w:rPr>
+              <w:t xml:space="preserve">Перегрев подшипника мельницы — маслостанция</w:t>
+            </w:r>
+          </w:p>
+        </w:tc>
+      </w:tr>
+      <w:tr>
+        <w:trPr>
+          <w:cantSplit/>
+        </w:trPr>
+        <w:tc>
+          <w:tcPr>
+            <w:tcW w:type="pct" w:w="12%"/>
+            <w:tcMar>
+              <w:top w:type="dxa" w:w="60"/>
+              <w:left w:type="dxa" w:w="120"/>
+              <w:bottom w:type="dxa" w:w="60"/>
+              <w:right w:type="dxa" w:w="120"/>
+            </w:tcMar>
+            <w:vAlign w:val="center"/>
+          </w:tcPr>
+          <w:p>
+            <w:pPr>
+              <w:spacing w:line="276"/>
+            </w:pPr>
+            <w:r>
+              <w:rPr>
+                <w:rFonts w:ascii="Times New Roman" w:hAnsi="Times New Roman"/>
+                <w:b w:val="false"/>
+                <w:bCs w:val="false"/>
+                <w:color w:val="1A2332"/>
+                <w:sz w:val="20"/>
+                <w:szCs w:val="20"/>
+              </w:rPr>
+              <w:t xml:space="preserve">ti301</w:t>
+            </w:r>
+          </w:p>
+        </w:tc>
+        <w:tc>
+          <w:tcPr>
+            <w:tcW w:type="pct" w:w="20%"/>
+            <w:tcMar>
+              <w:top w:type="dxa" w:w="60"/>
+              <w:left w:type="dxa" w:w="120"/>
+              <w:bottom w:type="dxa" w:w="60"/>
+              <w:right w:type="dxa" w:w="120"/>
+            </w:tcMar>
+            <w:vAlign w:val="center"/>
+          </w:tcPr>
+          <w:p>
+            <w:pPr>
+              <w:spacing w:line="276"/>
+            </w:pPr>
+            <w:r>
+              <w:rPr>
+                <w:rFonts w:ascii="Times New Roman" w:hAnsi="Times New Roman"/>
+                <w:b w:val="false"/>
+                <w:bCs w:val="false"/>
+                <w:color w:val="1A2332"/>
+                <w:sz w:val="20"/>
+                <w:szCs w:val="20"/>
+              </w:rPr>
+              <w:t xml:space="preserve">—</w:t>
+            </w:r>
+          </w:p>
+        </w:tc>
+        <w:tc>
+          <w:tcPr>
+            <w:tcW w:type="pct" w:w="20%"/>
+            <w:tcMar>
+              <w:top w:type="dxa" w:w="60"/>
+              <w:left w:type="dxa" w:w="120"/>
+              <w:bottom w:type="dxa" w:w="60"/>
+              <w:right w:type="dxa" w:w="120"/>
+            </w:tcMar>
+            <w:vAlign w:val="center"/>
+          </w:tcPr>
+          <w:p>
+            <w:pPr>
+              <w:spacing w:line="276"/>
+            </w:pPr>
+            <w:r>
+              <w:rPr>
+                <w:rFonts w:ascii="Times New Roman" w:hAnsi="Times New Roman"/>
+                <w:b w:val="false"/>
+                <w:bCs w:val="false"/>
+                <w:color w:val="1A2332"/>
+                <w:sz w:val="20"/>
+                <w:szCs w:val="20"/>
+              </w:rPr>
+              <w:t xml:space="preserve">30 / 35</w:t>
+            </w:r>
+          </w:p>
+        </w:tc>
+        <w:tc>
+          <w:tcPr>
+            <w:tcW w:type="pct" w:w="16%"/>
+            <w:tcMar>
+              <w:top w:type="dxa" w:w="60"/>
+              <w:left w:type="dxa" w:w="120"/>
+              <w:bottom w:type="dxa" w:w="60"/>
+              <w:right w:type="dxa" w:w="120"/>
+            </w:tcMar>
+            <w:vAlign w:val="center"/>
+          </w:tcPr>
+          <w:p>
+            <w:pPr>
+              <w:spacing w:line="276"/>
+            </w:pPr>
+            <w:r>
+              <w:rPr>
+                <w:rFonts w:ascii="Times New Roman" w:hAnsi="Times New Roman"/>
+                <w:b w:val="false"/>
+                <w:bCs w:val="false"/>
+                <w:color w:val="1A2332"/>
+                <w:sz w:val="20"/>
+                <w:szCs w:val="20"/>
+              </w:rPr>
+              <w:t xml:space="preserve">средний</w:t>
+            </w:r>
+          </w:p>
+        </w:tc>
+        <w:tc>
+          <w:tcPr>
+            <w:tcW w:type="pct" w:w="32%"/>
+            <w:tcMar>
+              <w:top w:type="dxa" w:w="60"/>
+              <w:left w:type="dxa" w:w="120"/>
+              <w:bottom w:type="dxa" w:w="60"/>
+              <w:right w:type="dxa" w:w="120"/>
+            </w:tcMar>
+            <w:vAlign w:val="center"/>
+          </w:tcPr>
+          <w:p>
+            <w:pPr>
+              <w:spacing w:line="276"/>
+            </w:pPr>
+            <w:r>
+              <w:rPr>
+                <w:rFonts w:ascii="Times New Roman" w:hAnsi="Times New Roman"/>
+                <w:b w:val="false"/>
+                <w:bCs w:val="false"/>
+                <w:color w:val="1A2332"/>
+                <w:sz w:val="20"/>
+                <w:szCs w:val="20"/>
+              </w:rPr>
+              <w:t xml:space="preserve">Температура пульпы флотации</w:t>
+            </w:r>
+          </w:p>
+        </w:tc>
+      </w:tr>
+      <w:tr>
+        <w:trPr>
+          <w:cantSplit/>
+        </w:trPr>
+        <w:tc>
+          <w:tcPr>
+            <w:tcW w:type="pct" w:w="12%"/>
+            <w:tcMar>
+              <w:top w:type="dxa" w:w="60"/>
+              <w:left w:type="dxa" w:w="120"/>
+              <w:bottom w:type="dxa" w:w="60"/>
+              <w:right w:type="dxa" w:w="120"/>
+            </w:tcMar>
+            <w:vAlign w:val="center"/>
+          </w:tcPr>
+          <w:p>
+            <w:pPr>
+              <w:spacing w:line="276"/>
+            </w:pPr>
+            <w:r>
+              <w:rPr>
+                <w:rFonts w:ascii="Times New Roman" w:hAnsi="Times New Roman"/>
+                <w:b w:val="false"/>
+                <w:bCs w:val="false"/>
+                <w:color w:val="1A2332"/>
+                <w:sz w:val="20"/>
+                <w:szCs w:val="20"/>
+              </w:rPr>
+              <w:t xml:space="preserve">ti401</w:t>
+            </w:r>
+          </w:p>
+        </w:tc>
+        <w:tc>
+          <w:tcPr>
+            <w:tcW w:type="pct" w:w="20%"/>
+            <w:tcMar>
+              <w:top w:type="dxa" w:w="60"/>
+              <w:left w:type="dxa" w:w="120"/>
+              <w:bottom w:type="dxa" w:w="60"/>
+              <w:right w:type="dxa" w:w="120"/>
+            </w:tcMar>
+            <w:vAlign w:val="center"/>
+          </w:tcPr>
+          <w:p>
+            <w:pPr>
+              <w:spacing w:line="276"/>
+            </w:pPr>
+            <w:r>
+              <w:rPr>
+                <w:rFonts w:ascii="Times New Roman" w:hAnsi="Times New Roman"/>
+                <w:b w:val="false"/>
+                <w:bCs w:val="false"/>
+                <w:color w:val="1A2332"/>
+                <w:sz w:val="20"/>
+                <w:szCs w:val="20"/>
+              </w:rPr>
+              <w:t xml:space="preserve">—</w:t>
+            </w:r>
+          </w:p>
+        </w:tc>
+        <w:tc>
+          <w:tcPr>
+            <w:tcW w:type="pct" w:w="20%"/>
+            <w:tcMar>
+              <w:top w:type="dxa" w:w="60"/>
+              <w:left w:type="dxa" w:w="120"/>
+              <w:bottom w:type="dxa" w:w="60"/>
+              <w:right w:type="dxa" w:w="120"/>
+            </w:tcMar>
+            <w:vAlign w:val="center"/>
+          </w:tcPr>
+          <w:p>
+            <w:pPr>
+              <w:spacing w:line="276"/>
+            </w:pPr>
+            <w:r>
+              <w:rPr>
+                <w:rFonts w:ascii="Times New Roman" w:hAnsi="Times New Roman"/>
+                <w:b w:val="false"/>
+                <w:bCs w:val="false"/>
+                <w:color w:val="1A2332"/>
+                <w:sz w:val="20"/>
+                <w:szCs w:val="20"/>
+              </w:rPr>
+              <w:t xml:space="preserve">42 / 52</w:t>
+            </w:r>
+          </w:p>
+        </w:tc>
+        <w:tc>
+          <w:tcPr>
+            <w:tcW w:type="pct" w:w="16%"/>
+            <w:tcMar>
+              <w:top w:type="dxa" w:w="60"/>
+              <w:left w:type="dxa" w:w="120"/>
+              <w:bottom w:type="dxa" w:w="60"/>
+              <w:right w:type="dxa" w:w="120"/>
+            </w:tcMar>
+            <w:vAlign w:val="center"/>
+          </w:tcPr>
+          <w:p>
+            <w:pPr>
+              <w:spacing w:line="276"/>
+            </w:pPr>
+            <w:r>
+              <w:rPr>
+                <w:rFonts w:ascii="Times New Roman" w:hAnsi="Times New Roman"/>
+                <w:b w:val="false"/>
+                <w:bCs w:val="false"/>
+                <w:color w:val="1A2332"/>
+                <w:sz w:val="20"/>
+                <w:szCs w:val="20"/>
+              </w:rPr>
+              <w:t xml:space="preserve">высокий</w:t>
+            </w:r>
+          </w:p>
+        </w:tc>
+        <w:tc>
+          <w:tcPr>
+            <w:tcW w:type="pct" w:w="32%"/>
+            <w:tcMar>
+              <w:top w:type="dxa" w:w="60"/>
+              <w:left w:type="dxa" w:w="120"/>
+              <w:bottom w:type="dxa" w:w="60"/>
+              <w:right w:type="dxa" w:w="120"/>
+            </w:tcMar>
+            <w:vAlign w:val="center"/>
+          </w:tcPr>
+          <w:p>
+            <w:pPr>
+              <w:spacing w:line="276"/>
+            </w:pPr>
+            <w:r>
+              <w:rPr>
+                <w:rFonts w:ascii="Times New Roman" w:hAnsi="Times New Roman"/>
+                <w:b w:val="false"/>
+                <w:bCs w:val="false"/>
+                <w:color w:val="1A2332"/>
+                <w:sz w:val="20"/>
+                <w:szCs w:val="20"/>
+              </w:rPr>
+              <w:t xml:space="preserve">Перегрев гребкового устройства</w:t>
+            </w:r>
+          </w:p>
+        </w:tc>
+      </w:tr>
+      <w:tr>
+        <w:trPr>
+          <w:cantSplit/>
+        </w:trPr>
+        <w:tc>
+          <w:tcPr>
+            <w:tcW w:type="pct" w:w="12%"/>
+            <w:tcMar>
+              <w:top w:type="dxa" w:w="60"/>
+              <w:left w:type="dxa" w:w="120"/>
+              <w:bottom w:type="dxa" w:w="60"/>
+              <w:right w:type="dxa" w:w="120"/>
+            </w:tcMar>
+            <w:vAlign w:val="center"/>
+          </w:tcPr>
+          <w:p>
+            <w:pPr>
+              <w:spacing w:line="276"/>
+            </w:pPr>
+            <w:r>
+              <w:rPr>
+                <w:rFonts w:ascii="Times New Roman" w:hAnsi="Times New Roman"/>
+                <w:b w:val="false"/>
+                <w:bCs w:val="false"/>
+                <w:color w:val="1A2332"/>
+                <w:sz w:val="20"/>
+                <w:szCs w:val="20"/>
+              </w:rPr>
+              <w:t xml:space="preserve">ti501</w:t>
+            </w:r>
+          </w:p>
+        </w:tc>
+        <w:tc>
+          <w:tcPr>
+            <w:tcW w:type="pct" w:w="20%"/>
+            <w:tcMar>
+              <w:top w:type="dxa" w:w="60"/>
+              <w:left w:type="dxa" w:w="120"/>
+              <w:bottom w:type="dxa" w:w="60"/>
+              <w:right w:type="dxa" w:w="120"/>
+            </w:tcMar>
+            <w:vAlign w:val="center"/>
+          </w:tcPr>
+          <w:p>
+            <w:pPr>
+              <w:spacing w:line="276"/>
+            </w:pPr>
+            <w:r>
+              <w:rPr>
+                <w:rFonts w:ascii="Times New Roman" w:hAnsi="Times New Roman"/>
+                <w:b w:val="false"/>
+                <w:bCs w:val="false"/>
+                <w:color w:val="1A2332"/>
+                <w:sz w:val="20"/>
+                <w:szCs w:val="20"/>
+              </w:rPr>
+              <w:t xml:space="preserve">—</w:t>
+            </w:r>
+          </w:p>
+        </w:tc>
+        <w:tc>
+          <w:tcPr>
+            <w:tcW w:type="pct" w:w="20%"/>
+            <w:tcMar>
+              <w:top w:type="dxa" w:w="60"/>
+              <w:left w:type="dxa" w:w="120"/>
+              <w:bottom w:type="dxa" w:w="60"/>
+              <w:right w:type="dxa" w:w="120"/>
+            </w:tcMar>
+            <w:vAlign w:val="center"/>
+          </w:tcPr>
+          <w:p>
+            <w:pPr>
+              <w:spacing w:line="276"/>
+            </w:pPr>
+            <w:r>
+              <w:rPr>
+                <w:rFonts w:ascii="Times New Roman" w:hAnsi="Times New Roman"/>
+                <w:b w:val="false"/>
+                <w:bCs w:val="false"/>
+                <w:color w:val="1A2332"/>
+                <w:sz w:val="20"/>
+                <w:szCs w:val="20"/>
+              </w:rPr>
+              <w:t xml:space="preserve">46 / 58</w:t>
+            </w:r>
+          </w:p>
+        </w:tc>
+        <w:tc>
+          <w:tcPr>
+            <w:tcW w:type="pct" w:w="16%"/>
+            <w:tcMar>
+              <w:top w:type="dxa" w:w="60"/>
+              <w:left w:type="dxa" w:w="120"/>
+              <w:bottom w:type="dxa" w:w="60"/>
+              <w:right w:type="dxa" w:w="120"/>
+            </w:tcMar>
+            <w:vAlign w:val="center"/>
+          </w:tcPr>
+          <w:p>
+            <w:pPr>
+              <w:spacing w:line="276"/>
+            </w:pPr>
+            <w:r>
+              <w:rPr>
+                <w:rFonts w:ascii="Times New Roman" w:hAnsi="Times New Roman"/>
+                <w:b w:val="false"/>
+                <w:bCs w:val="false"/>
+                <w:color w:val="1A2332"/>
+                <w:sz w:val="20"/>
+                <w:szCs w:val="20"/>
+              </w:rPr>
+              <w:t xml:space="preserve">высокий</w:t>
+            </w:r>
+          </w:p>
+        </w:tc>
+        <w:tc>
+          <w:tcPr>
+            <w:tcW w:type="pct" w:w="32%"/>
+            <w:tcMar>
+              <w:top w:type="dxa" w:w="60"/>
+              <w:left w:type="dxa" w:w="120"/>
+              <w:bottom w:type="dxa" w:w="60"/>
+              <w:right w:type="dxa" w:w="120"/>
+            </w:tcMar>
+            <w:vAlign w:val="center"/>
+          </w:tcPr>
+          <w:p>
+            <w:pPr>
+              <w:spacing w:line="276"/>
+            </w:pPr>
+            <w:r>
+              <w:rPr>
+                <w:rFonts w:ascii="Times New Roman" w:hAnsi="Times New Roman"/>
+                <w:b w:val="false"/>
+                <w:bCs w:val="false"/>
+                <w:color w:val="1A2332"/>
+                <w:sz w:val="20"/>
+                <w:szCs w:val="20"/>
+              </w:rPr>
+              <w:t xml:space="preserve">Перегрев вакуум-насоса</w:t>
+            </w:r>
+          </w:p>
+        </w:tc>
+      </w:tr>
+      <w:tr>
+        <w:trPr>
+          <w:cantSplit/>
+        </w:trPr>
+        <w:tc>
+          <w:tcPr>
+            <w:tcW w:type="pct" w:w="12%"/>
+            <w:tcMar>
+              <w:top w:type="dxa" w:w="60"/>
+              <w:left w:type="dxa" w:w="120"/>
+              <w:bottom w:type="dxa" w:w="60"/>
+              <w:right w:type="dxa" w:w="120"/>
+            </w:tcMar>
+            <w:vAlign w:val="center"/>
+          </w:tcPr>
+          <w:p>
+            <w:pPr>
+              <w:spacing w:line="276"/>
+            </w:pPr>
+            <w:r>
+              <w:rPr>
+                <w:rFonts w:ascii="Times New Roman" w:hAnsi="Times New Roman"/>
+                <w:b w:val="false"/>
+                <w:bCs w:val="false"/>
+                <w:color w:val="1A2332"/>
+                <w:sz w:val="20"/>
+                <w:szCs w:val="20"/>
+              </w:rPr>
               <w:t xml:space="preserve">pi201</w:t>
             </w:r>
           </w:p>
@@ -9302,7 +10404,7 @@
         <w:pStyle w:val="Heading1"/>
         <w:spacing w:after="160" w:before="400" w:line="312"/>
       </w:pPr>
-      <w:bookmarkStart w:id="100010" w:name="_Toc100010"/>
+      <w:bookmarkStart w:id="100011" w:name="_Toc100011"/>
       <w:r>
         <w:rPr>
           <w:rFonts w:ascii="Times New Roman" w:hAnsi="Times New Roman"/>
@@ -9314,7 +10416,7 @@
         </w:rPr>
         <w:t xml:space="preserve">9. Безопасность и доступ</w:t>
       </w:r>
-      <w:bookmarkEnd w:id="100010"/>
+      <w:bookmarkEnd w:id="100011"/>
     </w:p>
     <w:p>
       <w:pPr>
@@ -9865,7 +10967,7 @@
         <w:pStyle w:val="Heading1"/>
         <w:spacing w:after="160" w:before="400" w:line="312"/>
       </w:pPr>
-      <w:bookmarkStart w:id="100011" w:name="_Toc100011"/>
+      <w:bookmarkStart w:id="100012" w:name="_Toc100012"/>
       <w:r>
         <w:rPr>
           <w:rFonts w:ascii="Times New Roman" w:hAnsi="Times New Roman"/>
@@ -9877,7 +10979,7 @@
         </w:rPr>
         <w:t xml:space="preserve">10. Веб-интерфейс (HMI)</w:t>
       </w:r>
-      <w:bookmarkEnd w:id="100011"/>
+      <w:bookmarkEnd w:id="100012"/>
     </w:p>
     <w:p>
       <w:pPr>
@@ -10009,7 +11111,7 @@
         <w:pStyle w:val="Heading1"/>
         <w:spacing w:after="160" w:before="400" w:line="312"/>
       </w:pPr>
-      <w:bookmarkStart w:id="100012" w:name="_Toc100012"/>
+      <w:bookmarkStart w:id="100013" w:name="_Toc100013"/>
       <w:r>
         <w:rPr>
           <w:rFonts w:ascii="Times New Roman" w:hAnsi="Times New Roman"/>
@@ -10021,7 +11123,7 @@
         </w:rPr>
         <w:t xml:space="preserve">11. Программные интерфейсы</w:t>
       </w:r>
-      <w:bookmarkEnd w:id="100012"/>
+      <w:bookmarkEnd w:id="100013"/>
     </w:p>
     <w:p>
       <w:pPr>
@@ -10935,7 +12037,7 @@
         <w:pStyle w:val="Heading1"/>
         <w:spacing w:after="160" w:before="400" w:line="312"/>
       </w:pPr>
-      <w:bookmarkStart w:id="100013" w:name="_Toc100013"/>
+      <w:bookmarkStart w:id="100014" w:name="_Toc100014"/>
       <w:r>
         <w:rPr>
           <w:rFonts w:ascii="Times New Roman" w:hAnsi="Times New Roman"/>
@@ -10947,7 +12049,7 @@
         </w:rPr>
         <w:t xml:space="preserve">12. Среда эксплуатации и характеристики</w:t>
       </w:r>
-      <w:bookmarkEnd w:id="100013"/>
+      <w:bookmarkEnd w:id="100014"/>
     </w:p>
     <w:p>
       <w:pPr>
@@ -11662,7 +12764,7 @@
         <w:pStyle w:val="Heading1"/>
         <w:spacing w:after="160" w:before="400" w:line="312"/>
       </w:pPr>
-      <w:bookmarkStart w:id="100014" w:name="_Toc100014"/>
+      <w:bookmarkStart w:id="100015" w:name="_Toc100015"/>
       <w:r>
         <w:rPr>
           <w:rFonts w:ascii="Times New Roman" w:hAnsi="Times New Roman"/>
@@ -11674,7 +12776,7 @@
         </w:rPr>
         <w:t xml:space="preserve">13. Комплектность поставки</w:t>
       </w:r>
-      <w:bookmarkEnd w:id="100014"/>
+      <w:bookmarkEnd w:id="100015"/>
     </w:p>
     <w:p>
       <w:pPr>
@@ -11781,7 +12883,7 @@
         <w:pStyle w:val="Heading1"/>
         <w:spacing w:after="160" w:before="400" w:line="312"/>
       </w:pPr>
-      <w:bookmarkStart w:id="100015" w:name="_Toc100015"/>
+      <w:bookmarkStart w:id="100016" w:name="_Toc100016"/>
       <w:r>
         <w:rPr>
           <w:rFonts w:ascii="Times New Roman" w:hAnsi="Times New Roman"/>
@@ -11793,7 +12895,7 @@
         </w:rPr>
         <w:t xml:space="preserve">14. Методика испытаний и критерии приёмки</w:t>
       </w:r>
-      <w:bookmarkEnd w:id="100015"/>
+      <w:bookmarkEnd w:id="100016"/>
     </w:p>
     <w:p>
       <w:pPr>
@@ -11952,6 +13054,26 @@
           <w:sz w:val="24"/>
           <w:szCs w:val="24"/>
         </w:rPr>
+        <w:t xml:space="preserve">Температурный интерлок: при PV ≥ 75 °C контур tic201 принудительно открывает клапан масла на 100 % из любого режима, тревога temp_interlock поднимается; сброс — только после остывания ниже 70 °C.</w:t>
+      </w:r>
+    </w:p>
+    <w:p>
+      <w:pPr>
+        <w:pStyle w:val="ListParagraph"/>
+        <w:numPr>
+          <w:ilvl w:val="0"/>
+          <w:numId w:val="3"/>
+        </w:numPr>
+        <w:spacing w:after="60" w:line="312"/>
+        <w:jc w:val="both"/>
+      </w:pPr>
+      <w:r>
+        <w:rPr>
+          <w:rFonts w:ascii="Times New Roman" w:hAnsi="Times New Roman"/>
+          <w:color w:val="1A2332"/>
+          <w:sz w:val="24"/>
+          <w:szCs w:val="24"/>
+        </w:rPr>
         <w:t xml:space="preserve">pH-регуляция: зоны ±0,2/±0,5 порождают предупреждение и критическую тревогу; при критическом отклонении контур принудительно в ручной режим с заморозкой выхода; самонастройка по температуре/расходу изменяет Kp/Ki в заданных пределах.</w:t>
       </w:r>
     </w:p>
@@ -12020,7 +13142,7 @@
         <w:pStyle w:val="Heading1"/>
         <w:spacing w:after="160" w:before="400" w:line="312"/>
       </w:pPr>
-      <w:bookmarkStart w:id="100016" w:name="_Toc100016"/>
+      <w:bookmarkStart w:id="100017" w:name="_Toc100017"/>
       <w:r>
         <w:rPr>
           <w:rFonts w:ascii="Times New Roman" w:hAnsi="Times New Roman"/>
@@ -12032,7 +13154,7 @@
         </w:rPr>
         <w:t xml:space="preserve">15. Используемые стандарты и литература</w:t>
       </w:r>
-      <w:bookmarkEnd w:id="100016"/>
+      <w:bookmarkEnd w:id="100017"/>
     </w:p>
     <w:p>
       <w:pPr>
